--- a/docs/3_테스트운영/보안점검_점수위조_v1.docx
+++ b/docs/3_테스트운영/보안점검_점수위조_v1.docx
@@ -887,8 +887,530 @@
         <w:t xml:space="preserve">이 토큰 서명을 검증하도록 확장(현 구조에 미들웨어 1개 추가 수준)</w:t>
       </w:r>
     </w:p>
+    <w:p>
+      <w:r>
+        <w:pict>
+          <v:rect style="width:0;height:1.5pt" o:hralign="center" o:hrstd="t" o:hr="t"/>
+        </w:pict>
+      </w:r>
+    </w:p>
     <w:bookmarkEnd w:id="14"/>
     <w:bookmarkEnd w:id="15"/>
+    <w:bookmarkStart w:id="19" w:name="부록-공격-표면-전수-감사-2026-08-06"/>
+    <w:p>
+      <w:pPr>
+        <w:pStyle w:val="Heading1"/>
+      </w:pPr>
+      <w:r>
+        <w:t xml:space="preserve">부록 — 공격 표면 전수 감사 (2026-08-06)</w:t>
+      </w:r>
+    </w:p>
+    <w:p>
+      <w:pPr>
+        <w:pStyle w:val="FirstParagraph"/>
+      </w:pPr>
+      <w:r>
+        <w:t xml:space="preserve">점수 방어 후 전 API 라우트(6개)를 공격자 관점으로 재점검한 결과.</w:t>
+      </w:r>
+    </w:p>
+    <w:bookmarkStart w:id="16" w:name="이번에-추가-조치한-것"/>
+    <w:p>
+      <w:pPr>
+        <w:pStyle w:val="Heading2"/>
+      </w:pPr>
+      <w:r>
+        <w:t xml:space="preserve">이번에 추가 조치한 것</w:t>
+      </w:r>
+    </w:p>
+    <w:tbl>
+      <w:tblPr>
+        <w:tblStyle w:val="Table"/>
+        <w:tblW w:type="pct" w:w="5000"/>
+        <w:tblLayout w:type="fixed"/>
+        <w:tblLook w:firstRow="1" w:lastRow="0" w:firstColumn="0" w:lastColumn="0" w:noHBand="0" w:noVBand="0" w:val="0020"/>
+      </w:tblPr>
+      <w:tblGrid>
+        <w:gridCol w:w="2640"/>
+        <w:gridCol w:w="2640"/>
+        <w:gridCol w:w="2640"/>
+      </w:tblGrid>
+      <w:tr>
+        <w:trPr>
+          <w:tblHeader w:val="on"/>
+        </w:trPr>
+        <w:tc>
+          <w:tcPr/>
+          <w:p>
+            <w:pPr>
+              <w:pStyle w:val="Compact"/>
+            </w:pPr>
+            <w:r>
+              <w:t xml:space="preserve">#</w:t>
+            </w:r>
+          </w:p>
+        </w:tc>
+        <w:tc>
+          <w:tcPr/>
+          <w:p>
+            <w:pPr>
+              <w:pStyle w:val="Compact"/>
+            </w:pPr>
+            <w:r>
+              <w:t xml:space="preserve">취약점</w:t>
+            </w:r>
+          </w:p>
+        </w:tc>
+        <w:tc>
+          <w:tcPr/>
+          <w:p>
+            <w:pPr>
+              <w:pStyle w:val="Compact"/>
+            </w:pPr>
+            <w:r>
+              <w:t xml:space="preserve">조치</w:t>
+            </w:r>
+          </w:p>
+        </w:tc>
+      </w:tr>
+      <w:tr>
+        <w:tc>
+          <w:tcPr/>
+          <w:p>
+            <w:pPr>
+              <w:pStyle w:val="Compact"/>
+            </w:pPr>
+            <w:r>
+              <w:t xml:space="preserve">1</w:t>
+            </w:r>
+          </w:p>
+        </w:tc>
+        <w:tc>
+          <w:tcPr/>
+          <w:p>
+            <w:pPr>
+              <w:pStyle w:val="Compact"/>
+            </w:pPr>
+            <w:r>
+              <w:rPr>
+                <w:rStyle w:val="VerbatimChar"/>
+              </w:rPr>
+              <w:t xml:space="preserve">/api/session</w:t>
+            </w:r>
+            <w:r>
+              <w:t xml:space="preserve"> </w:t>
+            </w:r>
+            <w:r>
+              <w:t xml:space="preserve">무한 발급 → game_sessions 테이블 증식(스토리지·비용 DoS)</w:t>
+            </w:r>
+          </w:p>
+        </w:tc>
+        <w:tc>
+          <w:tcPr/>
+          <w:p>
+            <w:pPr>
+              <w:pStyle w:val="Compact"/>
+            </w:pPr>
+            <w:r>
+              <w:t xml:space="preserve">발급 시 해당 userId의 소비완료·TTL(30분) 초과 세션 삭제 + 제출 시 만료 세션 거부</w:t>
+            </w:r>
+          </w:p>
+        </w:tc>
+      </w:tr>
+      <w:tr>
+        <w:tc>
+          <w:tcPr/>
+          <w:p>
+            <w:pPr>
+              <w:pStyle w:val="Compact"/>
+            </w:pPr>
+            <w:r>
+              <w:t xml:space="preserve">2</w:t>
+            </w:r>
+          </w:p>
+        </w:tc>
+        <w:tc>
+          <w:tcPr/>
+          <w:p>
+            <w:pPr>
+              <w:pStyle w:val="Compact"/>
+            </w:pPr>
+            <w:r>
+              <w:t xml:space="preserve">userId 길이·형식 무검증(과길이·제어문자로 DB/메모리 남용)</w:t>
+            </w:r>
+          </w:p>
+        </w:tc>
+        <w:tc>
+          <w:tcPr/>
+          <w:p>
+            <w:pPr>
+              <w:pStyle w:val="Compact"/>
+            </w:pPr>
+            <w:r>
+              <w:rPr>
+                <w:rStyle w:val="VerbatimChar"/>
+              </w:rPr>
+              <w:t xml:space="preserve">lib/validate.sanitizeUserId</w:t>
+            </w:r>
+            <w:r>
+              <w:t xml:space="preserve">(1~64자·안전문자) 전 라우트 적용</w:t>
+            </w:r>
+          </w:p>
+        </w:tc>
+      </w:tr>
+    </w:tbl>
+    <w:bookmarkEnd w:id="16"/>
+    <w:bookmarkStart w:id="17" w:name="안전-확인된-것-조치-불요"/>
+    <w:p>
+      <w:pPr>
+        <w:pStyle w:val="Heading2"/>
+      </w:pPr>
+      <w:r>
+        <w:t xml:space="preserve">안전 확인된 것 (조치 불요)</w:t>
+      </w:r>
+    </w:p>
+    <w:p>
+      <w:pPr>
+        <w:pStyle w:val="Compact"/>
+        <w:numPr>
+          <w:ilvl w:val="0"/>
+          <w:numId w:val="1006"/>
+        </w:numPr>
+      </w:pPr>
+      <w:r>
+        <w:rPr>
+          <w:b/>
+          <w:bCs/>
+        </w:rPr>
+        <w:t xml:space="preserve">XSS</w:t>
+      </w:r>
+      <w:r>
+        <w:t xml:space="preserve">: 닉네임은 React가 자동 이스케이프, 캔버스는 문자열 렌더, innerHTML 미사용</w:t>
+      </w:r>
+    </w:p>
+    <w:p>
+      <w:pPr>
+        <w:pStyle w:val="Compact"/>
+        <w:numPr>
+          <w:ilvl w:val="0"/>
+          <w:numId w:val="1006"/>
+        </w:numPr>
+      </w:pPr>
+      <w:r>
+        <w:rPr>
+          <w:b/>
+          <w:bCs/>
+        </w:rPr>
+        <w:t xml:space="preserve">score 입력</w:t>
+      </w:r>
+      <w:r>
+        <w:t xml:space="preserve">:</w:t>
+      </w:r>
+      <w:r>
+        <w:t xml:space="preserve"> </w:t>
+      </w:r>
+      <w:r>
+        <w:rPr>
+          <w:rStyle w:val="VerbatimChar"/>
+        </w:rPr>
+        <w:t xml:space="preserve">Number.isFinite</w:t>
+      </w:r>
+      <w:r>
+        <w:t xml:space="preserve">+음수 차단+</w:t>
+      </w:r>
+      <w:r>
+        <w:rPr>
+          <w:rStyle w:val="VerbatimChar"/>
+        </w:rPr>
+        <w:t xml:space="preserve">Math.floor</w:t>
+      </w:r>
+    </w:p>
+    <w:p>
+      <w:pPr>
+        <w:pStyle w:val="Compact"/>
+        <w:numPr>
+          <w:ilvl w:val="0"/>
+          <w:numId w:val="1006"/>
+        </w:numPr>
+      </w:pPr>
+      <w:r>
+        <w:rPr>
+          <w:b/>
+          <w:bCs/>
+        </w:rPr>
+        <w:t xml:space="preserve">날짜 위조</w:t>
+      </w:r>
+      <w:r>
+        <w:t xml:space="preserve">: season·attendance 모두 서버 KST 계산(클라 date 폐기)</w:t>
+      </w:r>
+    </w:p>
+    <w:p>
+      <w:pPr>
+        <w:pStyle w:val="Compact"/>
+        <w:numPr>
+          <w:ilvl w:val="0"/>
+          <w:numId w:val="1006"/>
+        </w:numPr>
+      </w:pPr>
+      <w:r>
+        <w:rPr>
+          <w:b/>
+          <w:bCs/>
+        </w:rPr>
+        <w:t xml:space="preserve">출석 파밍</w:t>
+      </w:r>
+      <w:r>
+        <w:t xml:space="preserve">: 하루 1회 PK 차단, 티켓은 네이티브 권위(웹 API로 미증가)</w:t>
+      </w:r>
+    </w:p>
+    <w:p>
+      <w:pPr>
+        <w:pStyle w:val="Compact"/>
+        <w:numPr>
+          <w:ilvl w:val="0"/>
+          <w:numId w:val="1006"/>
+        </w:numPr>
+      </w:pPr>
+      <w:r>
+        <w:rPr>
+          <w:b/>
+          <w:bCs/>
+        </w:rPr>
+        <w:t xml:space="preserve">닉네임</w:t>
+      </w:r>
+      <w:r>
+        <w:t xml:space="preserve">: 서버</w:t>
+      </w:r>
+      <w:r>
+        <w:t xml:space="preserve"> </w:t>
+      </w:r>
+      <w:r>
+        <w:rPr>
+          <w:rStyle w:val="VerbatimChar"/>
+        </w:rPr>
+        <w:t xml:space="preserve">validateNickname</w:t>
+      </w:r>
+      <w:r>
+        <w:t xml:space="preserve">(길이·금칙어·문자셋)</w:t>
+      </w:r>
+    </w:p>
+    <w:bookmarkEnd w:id="17"/>
+    <w:bookmarkStart w:id="18" w:name="잔여-리스크-앱-연동인프라에서-해소"/>
+    <w:p>
+      <w:pPr>
+        <w:pStyle w:val="Heading2"/>
+      </w:pPr>
+      <w:r>
+        <w:t xml:space="preserve">잔여 리스크 → 앱 연동/인프라에서 해소</w:t>
+      </w:r>
+    </w:p>
+    <w:tbl>
+      <w:tblPr>
+        <w:tblStyle w:val="Table"/>
+        <w:tblW w:type="pct" w:w="5000"/>
+        <w:tblLayout w:type="fixed"/>
+        <w:tblLook w:firstRow="1" w:lastRow="0" w:firstColumn="0" w:lastColumn="0" w:noHBand="0" w:noVBand="0" w:val="0020"/>
+      </w:tblPr>
+      <w:tblGrid>
+        <w:gridCol w:w="3960"/>
+        <w:gridCol w:w="3960"/>
+      </w:tblGrid>
+      <w:tr>
+        <w:trPr>
+          <w:tblHeader w:val="on"/>
+        </w:trPr>
+        <w:tc>
+          <w:tcPr/>
+          <w:p>
+            <w:pPr>
+              <w:pStyle w:val="Compact"/>
+            </w:pPr>
+            <w:r>
+              <w:t xml:space="preserve">리스크</w:t>
+            </w:r>
+          </w:p>
+        </w:tc>
+        <w:tc>
+          <w:tcPr/>
+          <w:p>
+            <w:pPr>
+              <w:pStyle w:val="Compact"/>
+            </w:pPr>
+            <w:r>
+              <w:t xml:space="preserve">해소 시점</w:t>
+            </w:r>
+          </w:p>
+        </w:tc>
+      </w:tr>
+      <w:tr>
+        <w:tc>
+          <w:tcPr/>
+          <w:p>
+            <w:pPr>
+              <w:pStyle w:val="Compact"/>
+            </w:pPr>
+            <w:r>
+              <w:rPr>
+                <w:b/>
+                <w:bCs/>
+              </w:rPr>
+              <w:t xml:space="preserve">인증 부재(userId 사칭)</w:t>
+            </w:r>
+            <w:r>
+              <w:t xml:space="preserve"> </w:t>
+            </w:r>
+            <w:r>
+              <w:t xml:space="preserve">— 모든 API 공통 근본</w:t>
+            </w:r>
+          </w:p>
+        </w:tc>
+        <w:tc>
+          <w:tcPr/>
+          <w:p>
+            <w:pPr>
+              <w:pStyle w:val="Compact"/>
+            </w:pPr>
+            <w:r>
+              <w:t xml:space="preserve">앱 토큰(HMAC 서명+만료) 연동 시. 라우트에 서명 검증 미들웨어 1개 추가 수준(B-1 요청1)</w:t>
+            </w:r>
+          </w:p>
+        </w:tc>
+      </w:tr>
+      <w:tr>
+        <w:tc>
+          <w:tcPr/>
+          <w:p>
+            <w:pPr>
+              <w:pStyle w:val="Compact"/>
+            </w:pPr>
+            <w:r>
+              <w:rPr>
+                <w:b/>
+                <w:bCs/>
+              </w:rPr>
+              <w:t xml:space="preserve">rate limiting 전무</w:t>
+            </w:r>
+            <w:r>
+              <w:t xml:space="preserve"> </w:t>
+            </w:r>
+            <w:r>
+              <w:t xml:space="preserve">— log 폭탄 등</w:t>
+            </w:r>
+          </w:p>
+        </w:tc>
+        <w:tc>
+          <w:tcPr/>
+          <w:p>
+            <w:pPr>
+              <w:pStyle w:val="Compact"/>
+            </w:pPr>
+            <w:r>
+              <w:t xml:space="preserve">Vercel WAF/rate limit 또는 토큰 기반 쿼터. 오픈 전 인프라 설정</w:t>
+            </w:r>
+          </w:p>
+        </w:tc>
+      </w:tr>
+      <w:tr>
+        <w:tc>
+          <w:tcPr/>
+          <w:p>
+            <w:pPr>
+              <w:pStyle w:val="Compact"/>
+            </w:pPr>
+            <w:r>
+              <w:rPr>
+                <w:b/>
+                <w:bCs/>
+              </w:rPr>
+              <w:t xml:space="preserve">progress 우회</w:t>
+            </w:r>
+            <w:r>
+              <w:t xml:space="preserve">(교육 스킵)</w:t>
+            </w:r>
+          </w:p>
+        </w:tc>
+        <w:tc>
+          <w:tcPr/>
+          <w:p>
+            <w:pPr>
+              <w:pStyle w:val="Compact"/>
+            </w:pPr>
+            <w:r>
+              <w:t xml:space="preserve">게임성 문제·보상 무관. 낮음. 필요 시 세션처럼 이수 검증</w:t>
+            </w:r>
+          </w:p>
+        </w:tc>
+      </w:tr>
+      <w:tr>
+        <w:tc>
+          <w:tcPr/>
+          <w:p>
+            <w:pPr>
+              <w:pStyle w:val="Compact"/>
+            </w:pPr>
+            <w:r>
+              <w:rPr>
+                <w:b/>
+                <w:bCs/>
+              </w:rPr>
+              <w:t xml:space="preserve">클라 점수 계산 신뢰</w:t>
+            </w:r>
+            <w:r>
+              <w:t xml:space="preserve">(상한 이내 부정 점수)</w:t>
+            </w:r>
+          </w:p>
+        </w:tc>
+        <w:tc>
+          <w:tcPr/>
+          <w:p>
+            <w:pPr>
+              <w:pStyle w:val="Compact"/>
+            </w:pPr>
+            <w:r>
+              <w:t xml:space="preserve">완전 차단 불가 — 상위권 수동 검수로 보완(운영)</w:t>
+            </w:r>
+          </w:p>
+        </w:tc>
+      </w:tr>
+    </w:tbl>
+    <w:p>
+      <w:pPr>
+        <w:pStyle w:val="BodyText"/>
+      </w:pPr>
+      <w:r>
+        <w:rPr>
+          <w:b/>
+          <w:bCs/>
+        </w:rPr>
+        <w:t xml:space="preserve">결론</w:t>
+      </w:r>
+      <w:r>
+        <w:t xml:space="preserve">: 오픈 전 반드시 필요한 근본 보완은</w:t>
+      </w:r>
+      <w:r>
+        <w:t xml:space="preserve"> </w:t>
+      </w:r>
+      <w:r>
+        <w:rPr>
+          <w:b/>
+          <w:bCs/>
+        </w:rPr>
+        <w:t xml:space="preserve">앱 토큰 인증</w:t>
+      </w:r>
+      <w:r>
+        <w:t xml:space="preserve"> </w:t>
+      </w:r>
+      <w:r>
+        <w:t xml:space="preserve">하나로 수렴. 나머지 명백한 남용은</w:t>
+      </w:r>
+      <w:r>
+        <w:t xml:space="preserve"> </w:t>
+      </w:r>
+      <w:r>
+        <w:t xml:space="preserve">이번 조치로 차단됨.</w:t>
+      </w:r>
+    </w:p>
+    <w:bookmarkEnd w:id="18"/>
+    <w:bookmarkEnd w:id="19"/>
     <w:sectPr>
       <w:footnotePr>
         <w:numRestart w:val="eachSect"/>
@@ -1230,6 +1752,9 @@
     </w:lvlOverride>
   </w:num>
   <w:num w:numId="1005">
+    <w:abstractNumId w:val="991"/>
+  </w:num>
+  <w:num w:numId="1006">
     <w:abstractNumId w:val="991"/>
   </w:num>
 </w:numbering>
